--- a/file_presentation_oSHOP_module.docx
+++ b/file_presentation_oSHOP_module.docx
@@ -751,15 +751,7 @@
                               <w:t>Design</w:t>
                             </w:r>
                             <w:r>
-                              <w:t xml:space="preserve"> durch </w:t>
-                            </w:r>
-                            <w:proofErr w:type="spellStart"/>
-                            <w:r>
-                              <w:t>OpenBuilds</w:t>
-                            </w:r>
-                            <w:proofErr w:type="spellEnd"/>
-                            <w:r>
-                              <w:t xml:space="preserve"> Store</w:t>
+                              <w:t xml:space="preserve"> durch OpenBuilds Store</w:t>
                             </w:r>
                           </w:p>
                           <w:p>
@@ -813,15 +805,7 @@
                         <w:t>Design</w:t>
                       </w:r>
                       <w:r>
-                        <w:t xml:space="preserve"> durch </w:t>
-                      </w:r>
-                      <w:proofErr w:type="spellStart"/>
-                      <w:r>
-                        <w:t>OpenBuilds</w:t>
-                      </w:r>
-                      <w:proofErr w:type="spellEnd"/>
-                      <w:r>
-                        <w:t xml:space="preserve"> Store</w:t>
+                        <w:t xml:space="preserve"> durch OpenBuilds Store</w:t>
                       </w:r>
                     </w:p>
                     <w:p>
@@ -1189,7 +1173,10 @@
     </w:p>
     <w:p>
       <w:pPr>
+        <w:ind w:firstLine="708"/>
         <w:rPr>
+          <w:rStyle w:val="Fett"/>
+          <w:color w:val="000000"/>
           <w:sz w:val="20"/>
           <w:szCs w:val="20"/>
         </w:rPr>
@@ -1200,168 +1187,29 @@
           <w:sz w:val="20"/>
           <w:szCs w:val="20"/>
         </w:rPr>
-        <w:t>This design </w:t>
+        <w:t>This design incorporates </w:t>
       </w:r>
-      <w:proofErr w:type="spellStart"/>
+      <w:hyperlink r:id="rId5" w:history="1">
+        <w:r>
+          <w:rPr>
+            <w:rStyle w:val="Fett"/>
+            <w:color w:val="0000FF"/>
+            <w:sz w:val="20"/>
+            <w:szCs w:val="20"/>
+            <w:u w:val="single"/>
+          </w:rPr>
+          <w:t>OpenBuilds, LLC </w:t>
+        </w:r>
+      </w:hyperlink>
       <w:r>
         <w:rPr>
           <w:rStyle w:val="Fett"/>
           <w:sz w:val="20"/>
           <w:szCs w:val="20"/>
         </w:rPr>
-        <w:t>incorporates</w:t>
+        <w:t>design work(s) shared Open Source under the </w:t>
       </w:r>
-      <w:proofErr w:type="spellEnd"/>
-      <w:r>
-        <w:rPr>
-          <w:rStyle w:val="Fett"/>
-          <w:sz w:val="20"/>
-          <w:szCs w:val="20"/>
-        </w:rPr>
-        <w:t> </w:t>
-      </w:r>
-      <w:proofErr w:type="spellStart"/>
-      <w:r>
-        <w:rPr>
-          <w:color w:val="0000FF"/>
-          <w:sz w:val="20"/>
-          <w:szCs w:val="20"/>
-        </w:rPr>
-        <w:fldChar w:fldCharType="begin"/>
-      </w:r>
-      <w:r>
-        <w:rPr>
-          <w:color w:val="0000FF"/>
-          <w:sz w:val="20"/>
-          <w:szCs w:val="20"/>
-        </w:rPr>
-        <w:instrText>HYPERLINK "https://openbuilds.com/"</w:instrText>
-      </w:r>
-      <w:r>
-        <w:rPr>
-          <w:color w:val="0000FF"/>
-          <w:sz w:val="20"/>
-          <w:szCs w:val="20"/>
-        </w:rPr>
-      </w:r>
-      <w:r>
-        <w:rPr>
-          <w:color w:val="0000FF"/>
-          <w:sz w:val="20"/>
-          <w:szCs w:val="20"/>
-        </w:rPr>
-        <w:fldChar w:fldCharType="separate"/>
-      </w:r>
-      <w:r>
-        <w:rPr>
-          <w:rStyle w:val="Fett"/>
-          <w:color w:val="0000FF"/>
-          <w:sz w:val="20"/>
-          <w:szCs w:val="20"/>
-          <w:u w:val="single"/>
-        </w:rPr>
-        <w:t>OpenBuilds</w:t>
-      </w:r>
-      <w:proofErr w:type="spellEnd"/>
-      <w:r>
-        <w:rPr>
-          <w:rStyle w:val="Fett"/>
-          <w:color w:val="0000FF"/>
-          <w:sz w:val="20"/>
-          <w:szCs w:val="20"/>
-          <w:u w:val="single"/>
-        </w:rPr>
-        <w:t>, LLC </w:t>
-      </w:r>
-      <w:r>
-        <w:rPr>
-          <w:color w:val="0000FF"/>
-          <w:sz w:val="20"/>
-          <w:szCs w:val="20"/>
-        </w:rPr>
-        <w:fldChar w:fldCharType="end"/>
-      </w:r>
-      <w:r>
-        <w:rPr>
-          <w:rStyle w:val="Fett"/>
-          <w:sz w:val="20"/>
-          <w:szCs w:val="20"/>
-        </w:rPr>
-        <w:t xml:space="preserve">design </w:t>
-      </w:r>
-      <w:proofErr w:type="spellStart"/>
-      <w:r>
-        <w:rPr>
-          <w:rStyle w:val="Fett"/>
-          <w:sz w:val="20"/>
-          <w:szCs w:val="20"/>
-        </w:rPr>
-        <w:t>work</w:t>
-      </w:r>
-      <w:proofErr w:type="spellEnd"/>
-      <w:r>
-        <w:rPr>
-          <w:rStyle w:val="Fett"/>
-          <w:sz w:val="20"/>
-          <w:szCs w:val="20"/>
-        </w:rPr>
-        <w:t xml:space="preserve">(s) </w:t>
-      </w:r>
-      <w:proofErr w:type="spellStart"/>
-      <w:r>
-        <w:rPr>
-          <w:rStyle w:val="Fett"/>
-          <w:sz w:val="20"/>
-          <w:szCs w:val="20"/>
-        </w:rPr>
-        <w:t>shared</w:t>
-      </w:r>
-      <w:proofErr w:type="spellEnd"/>
-      <w:r>
-        <w:rPr>
-          <w:rStyle w:val="Fett"/>
-          <w:sz w:val="20"/>
-          <w:szCs w:val="20"/>
-        </w:rPr>
-        <w:t xml:space="preserve"> Open Source </w:t>
-      </w:r>
-      <w:proofErr w:type="spellStart"/>
-      <w:r>
-        <w:rPr>
-          <w:rStyle w:val="Fett"/>
-          <w:sz w:val="20"/>
-          <w:szCs w:val="20"/>
-        </w:rPr>
-        <w:t>under</w:t>
-      </w:r>
-      <w:proofErr w:type="spellEnd"/>
-      <w:r>
-        <w:rPr>
-          <w:rStyle w:val="Fett"/>
-          <w:sz w:val="20"/>
-          <w:szCs w:val="20"/>
-        </w:rPr>
-        <w:t xml:space="preserve"> </w:t>
-      </w:r>
-      <w:proofErr w:type="spellStart"/>
-      <w:r>
-        <w:rPr>
-          <w:rStyle w:val="Fett"/>
-          <w:sz w:val="20"/>
-          <w:szCs w:val="20"/>
-        </w:rPr>
-        <w:t>the</w:t>
-      </w:r>
-      <w:proofErr w:type="spellEnd"/>
-      <w:r>
-        <w:rPr>
-          <w:rStyle w:val="Fett"/>
-          <w:sz w:val="20"/>
-          <w:szCs w:val="20"/>
-        </w:rPr>
-        <w:t> </w:t>
-      </w:r>
-      <w:hyperlink r:id="rId5" w:history="1">
+      <w:hyperlink r:id="rId6" w:history="1">
         <w:r>
           <w:rPr>
             <w:rStyle w:val="Fett"/>
@@ -1390,6 +1238,14 @@
         </w:rPr>
         <w:t>License.</w:t>
       </w:r>
+    </w:p>
+    <w:p>
+      <w:pPr>
+        <w:rPr>
+          <w:sz w:val="20"/>
+          <w:szCs w:val="20"/>
+        </w:rPr>
+      </w:pPr>
     </w:p>
     <w:sectPr>
       <w:pgSz w:w="16838" w:h="11906" w:orient="landscape"/>
